--- a/evals/learning-loop-v2/patients/P015/materials/就诊材料.docx
+++ b/evals/learning-loop-v2/patients/P015/materials/就诊材料.docx
@@ -35,16 +35,7 @@
           <w:rFonts w:eastAsia="PingFang SC"/>
           <w:sz w:val="22"/>
         </w:rPr>
-        <w:t xml:space="preserve">2026/9/17 营养随访</w:t>
-      </w:r>
-    </w:p>
-    <w:p>
-      <w:r>
-        <w:rPr>
-          <w:rFonts w:eastAsia="PingFang SC"/>
-          <w:sz w:val="22"/>
-        </w:rPr>
-        <w:t xml:space="preserve">带来社区转诊单，核对晨间及睡前服药时点，没有自行调整原来剂量。</w:t>
+        <w:t xml:space="preserve">吸烟史：仍吸烟，累计17年。职业接触史：曾在喷漆岗位接触粉尘</w:t>
       </w:r>
     </w:p>
     <w:p>
@@ -71,7 +62,7 @@
           <w:rFonts w:eastAsia="PingFang SC"/>
           <w:sz w:val="22"/>
         </w:rPr>
-        <w:t xml:space="preserve">2026-08-16 脂肪肝 [confirmed]</w:t>
+        <w:t xml:space="preserve">2026-08-16 确诊：脂肪肝</w:t>
       </w:r>
     </w:p>
     <w:p>
@@ -80,7 +71,7 @@
           <w:rFonts w:eastAsia="PingFang SC"/>
           <w:sz w:val="22"/>
         </w:rPr>
-        <w:t xml:space="preserve">2026/9/17 慢性肾脏病 [suspected]</w:t>
+        <w:t xml:space="preserve">2026/9/17 待排：慢性肾脏病</w:t>
       </w:r>
     </w:p>
     <w:p>
@@ -89,7 +80,7 @@
           <w:rFonts w:eastAsia="PingFang SC"/>
           <w:sz w:val="22"/>
         </w:rPr>
-        <w:t xml:space="preserve">2026-08-16 胆道感染 [suspected]</w:t>
+        <w:t xml:space="preserve">2026-08-16 待排：胆道感染</w:t>
       </w:r>
     </w:p>
     <w:p>
@@ -98,7 +89,7 @@
           <w:rFonts w:eastAsia="PingFang SC"/>
           <w:sz w:val="22"/>
         </w:rPr>
-        <w:t xml:space="preserve">2026-08-16 胆囊息肉 [finding]</w:t>
+        <w:t xml:space="preserve">2026-08-16 影像提示：胆囊息肉</w:t>
       </w:r>
     </w:p>
     <w:p>
@@ -116,7 +107,7 @@
           <w:rFonts w:eastAsia="PingFang SC"/>
           <w:sz w:val="22"/>
         </w:rPr>
-        <w:t xml:space="preserve">26-07-19 影像随访</w:t>
+        <w:t xml:space="preserve">检验复核记录</w:t>
       </w:r>
     </w:p>
     <w:p>
@@ -125,7 +116,7 @@
           <w:rFonts w:eastAsia="PingFang SC"/>
           <w:sz w:val="22"/>
         </w:rPr>
-        <w:t xml:space="preserve">住院后首次返诊，饮食以蒸煮为主，腹痛未再次发生。</w:t>
+        <w:t xml:space="preserve">2026-08-16 血糖 136 mg/dL；2026年6月18日 血红蛋白 134 g/L</w:t>
       </w:r>
     </w:p>
     <w:sectPr>
